--- a/overview.docx
+++ b/overview.docx
@@ -10,7 +10,7 @@
         <w:t xml:space="preserve">Overview</w:t>
       </w:r>
     </w:p>
-    <w:bookmarkStart w:id="29" w:name="course-information"/>
+    <w:bookmarkStart w:id="18" w:name="course-information"/>
     <w:p>
       <w:pPr>
         <w:pStyle w:val="Heading2"/>
@@ -19,7 +19,7 @@
         <w:t xml:space="preserve">🏛️ Course Information</w:t>
       </w:r>
     </w:p>
-    <w:bookmarkStart w:id="20" w:name="class"/>
+    <w:bookmarkStart w:id="9" w:name="class"/>
     <w:p>
       <w:pPr>
         <w:pStyle w:val="Heading3"/>
@@ -58,8 +58,8 @@
         <w:t xml:space="preserve">: Eggers 070</w:t>
       </w:r>
     </w:p>
-    <w:bookmarkEnd w:id="20"/>
-    <w:bookmarkStart w:id="23" w:name="instructor"/>
+    <w:bookmarkEnd w:id="9"/>
+    <w:bookmarkStart w:id="12" w:name="instructor"/>
     <w:p>
       <w:pPr>
         <w:pStyle w:val="Heading3"/>
@@ -113,7 +113,7 @@
         <w:rPr>
           <w:rStyle w:val="FootnoteReference"/>
         </w:rPr>
-        <w:footnoteReference w:id="21"/>
+        <w:footnoteReference w:id="10"/>
       </w:r>
     </w:p>
     <w:p>
@@ -148,7 +148,7 @@
       <w:r>
         <w:t xml:space="preserve"> </w:t>
       </w:r>
-      <w:hyperlink r:id="rId22">
+      <w:hyperlink r:id="rId11">
         <w:r>
           <w:rPr>
             <w:rStyle w:val="Hyperlink"/>
@@ -157,8 +157,8 @@
         </w:r>
       </w:hyperlink>
     </w:p>
-    <w:bookmarkEnd w:id="23"/>
-    <w:bookmarkStart w:id="24" w:name="quick-description"/>
+    <w:bookmarkEnd w:id="12"/>
+    <w:bookmarkStart w:id="13" w:name="quick-description"/>
     <w:p>
       <w:pPr>
         <w:pStyle w:val="Heading3"/>
@@ -175,8 +175,8 @@
         <w:t xml:space="preserve">This course is designed for students who want to think critically about artificial intelligence and design artificial intelligence policies for government, business, and nonprofit organizations of all sizes.</w:t>
       </w:r>
     </w:p>
-    <w:bookmarkEnd w:id="24"/>
-    <w:bookmarkStart w:id="25" w:name="course-description"/>
+    <w:bookmarkEnd w:id="13"/>
+    <w:bookmarkStart w:id="14" w:name="course-description"/>
     <w:p>
       <w:pPr>
         <w:pStyle w:val="Heading3"/>
@@ -205,8 +205,8 @@
         <w:t xml:space="preserve">course: assignments will include reading, class discussion and leadership, debates, writing, and learning about the use of AI tools and prompts to generate output. Students will not be expected, however, to program or write any formal code.</w:t>
       </w:r>
     </w:p>
-    <w:bookmarkEnd w:id="25"/>
-    <w:bookmarkStart w:id="26" w:name="course-structure"/>
+    <w:bookmarkEnd w:id="14"/>
+    <w:bookmarkStart w:id="15" w:name="course-structure"/>
     <w:p>
       <w:pPr>
         <w:pStyle w:val="Heading3"/>
@@ -271,8 +271,8 @@
         <w:t xml:space="preserve">intelligence? Second, we proceed to discuss the mechanics of current computational approaches to AI, with a particular focus on large language models (such as OpenAI’s ChatGPT), including approachable, non-technical overviews of the principles behind machine learning, neural networks, and assorted technologies that have given rise to the current state of the art in AI. Third, we consider the societal impacts of current artificial intelligence systems, including data practices as well as current AI applications, uses, risks, and ethics. Fourth, we turn to policy, examining the decisions in front of governments, companies, and organizations in the United States and worldwide as well as complications in the policy process for producing effective AI legislation.</w:t>
       </w:r>
     </w:p>
-    <w:bookmarkEnd w:id="26"/>
-    <w:bookmarkStart w:id="27" w:name="prerequisites"/>
+    <w:bookmarkEnd w:id="15"/>
+    <w:bookmarkStart w:id="16" w:name="prerequisites"/>
     <w:p>
       <w:pPr>
         <w:pStyle w:val="Heading3"/>
@@ -342,8 +342,8 @@
         <w:t xml:space="preserve">. This class is conducted as a seminar, not a lecture, and interest and participation is presumed and required.</w:t>
       </w:r>
     </w:p>
-    <w:bookmarkEnd w:id="27"/>
-    <w:bookmarkStart w:id="28" w:name="learning-objectives"/>
+    <w:bookmarkEnd w:id="16"/>
+    <w:bookmarkStart w:id="17" w:name="learning-objectives"/>
     <w:p>
       <w:pPr>
         <w:pStyle w:val="Heading3"/>
@@ -388,9 +388,9 @@
         <w:t xml:space="preserve">Design and evaluate AI policy proposals by applying principles of data ethics, policy analysis, and policy design to real-world issue domains.</w:t>
       </w:r>
     </w:p>
-    <w:bookmarkEnd w:id="28"/>
-    <w:bookmarkEnd w:id="29"/>
-    <w:bookmarkStart w:id="39" w:name="materials"/>
+    <w:bookmarkEnd w:id="17"/>
+    <w:bookmarkEnd w:id="18"/>
+    <w:bookmarkStart w:id="28" w:name="materials"/>
     <w:p>
       <w:pPr>
         <w:pStyle w:val="Heading2"/>
@@ -399,7 +399,7 @@
         <w:t xml:space="preserve">📘 Materials</w:t>
       </w:r>
     </w:p>
-    <w:bookmarkStart w:id="30" w:name="books"/>
+    <w:bookmarkStart w:id="19" w:name="books"/>
     <w:p>
       <w:pPr>
         <w:pStyle w:val="Heading3"/>
@@ -476,8 +476,8 @@
         <w:t xml:space="preserve">Haugeland et al, 2023. Mind Design III: Philosophy, Psychology, and Artificial Intelligence.</w:t>
       </w:r>
     </w:p>
-    <w:bookmarkEnd w:id="30"/>
-    <w:bookmarkStart w:id="32" w:name="computing"/>
+    <w:bookmarkEnd w:id="19"/>
+    <w:bookmarkStart w:id="21" w:name="computing"/>
     <w:p>
       <w:pPr>
         <w:pStyle w:val="Heading3"/>
@@ -504,7 +504,7 @@
       <w:r>
         <w:t xml:space="preserve"> </w:t>
       </w:r>
-      <w:hyperlink r:id="rId31">
+      <w:hyperlink r:id="rId20">
         <w:r>
           <w:rPr>
             <w:rStyle w:val="Hyperlink"/>
@@ -513,8 +513,8 @@
         </w:r>
       </w:hyperlink>
     </w:p>
-    <w:bookmarkEnd w:id="32"/>
-    <w:bookmarkStart w:id="38" w:name="online-course-resources"/>
+    <w:bookmarkEnd w:id="21"/>
+    <w:bookmarkStart w:id="27" w:name="online-course-resources"/>
     <w:p>
       <w:pPr>
         <w:pStyle w:val="Heading3"/>
@@ -523,7 +523,7 @@
         <w:t xml:space="preserve">Online Course Resources</w:t>
       </w:r>
     </w:p>
-    <w:bookmarkStart w:id="34" w:name="website"/>
+    <w:bookmarkStart w:id="23" w:name="website"/>
     <w:p>
       <w:pPr>
         <w:pStyle w:val="Heading4"/>
@@ -536,7 +536,7 @@
       <w:pPr>
         <w:pStyle w:val="FirstParagraph"/>
       </w:pPr>
-      <w:hyperlink r:id="rId33">
+      <w:hyperlink r:id="rId22">
         <w:r>
           <w:rPr>
             <w:rStyle w:val="Hyperlink"/>
@@ -551,8 +551,8 @@
         <w:t xml:space="preserve">is our primary source of course organization and material: here, you can find the course syllabus, daily content, assignments, and more.</w:t>
       </w:r>
     </w:p>
-    <w:bookmarkEnd w:id="34"/>
-    <w:bookmarkStart w:id="36" w:name="blackboard"/>
+    <w:bookmarkEnd w:id="23"/>
+    <w:bookmarkStart w:id="25" w:name="blackboard"/>
     <w:p>
       <w:pPr>
         <w:pStyle w:val="Heading4"/>
@@ -571,7 +571,7 @@
       <w:r>
         <w:t xml:space="preserve"> </w:t>
       </w:r>
-      <w:hyperlink r:id="rId35">
+      <w:hyperlink r:id="rId24">
         <w:r>
           <w:rPr>
             <w:rStyle w:val="Hyperlink"/>
@@ -583,8 +583,8 @@
         <w:t xml:space="preserve">. In it, you will find submission portals for assignments and a link to our course webpage, along with (potentially) a few resources that are copyright protected and not suitable to post here.</w:t>
       </w:r>
     </w:p>
-    <w:bookmarkEnd w:id="36"/>
-    <w:bookmarkStart w:id="37" w:name="microsoft-teams"/>
+    <w:bookmarkEnd w:id="25"/>
+    <w:bookmarkStart w:id="26" w:name="microsoft-teams"/>
     <w:p>
       <w:pPr>
         <w:pStyle w:val="Heading4"/>
@@ -601,10 +601,10 @@
         <w:t xml:space="preserve">In addition to Blackboard, we’ll have a class discussion channel in Microsoft Teams for discussion question sharing as well as for sharing news articles. Make sure you set up easy access for yourself wherever is convenient.</w:t>
       </w:r>
     </w:p>
-    <w:bookmarkEnd w:id="37"/>
-    <w:bookmarkEnd w:id="38"/>
-    <w:bookmarkEnd w:id="39"/>
-    <w:bookmarkStart w:id="54" w:name="course-requirements"/>
+    <w:bookmarkEnd w:id="26"/>
+    <w:bookmarkEnd w:id="27"/>
+    <w:bookmarkEnd w:id="28"/>
+    <w:bookmarkStart w:id="43" w:name="course-requirements"/>
     <w:p>
       <w:pPr>
         <w:pStyle w:val="Heading2"/>
@@ -613,7 +613,7 @@
         <w:t xml:space="preserve">📌 Course Requirements</w:t>
       </w:r>
     </w:p>
-    <w:bookmarkStart w:id="40" w:name="overview"/>
+    <w:bookmarkStart w:id="29" w:name="overview"/>
     <w:p>
       <w:pPr>
         <w:pStyle w:val="Heading3"/>
@@ -806,8 +806,8 @@
         <w:t xml:space="preserve">Paper</w:t>
       </w:r>
     </w:p>
-    <w:bookmarkEnd w:id="40"/>
-    <w:bookmarkStart w:id="48" w:name="seminar-participation"/>
+    <w:bookmarkEnd w:id="29"/>
+    <w:bookmarkStart w:id="37" w:name="seminar-participation"/>
     <w:p>
       <w:pPr>
         <w:pStyle w:val="Heading3"/>
@@ -816,7 +816,7 @@
         <w:t xml:space="preserve">Seminar Participation</w:t>
       </w:r>
     </w:p>
-    <w:bookmarkStart w:id="41" w:name="Xda805d30f84fc6e94ba0adb4db4fae5fc0eba76"/>
+    <w:bookmarkStart w:id="30" w:name="Xda805d30f84fc6e94ba0adb4db4fae5fc0eba76"/>
     <w:p>
       <w:pPr>
         <w:pStyle w:val="Heading4"/>
@@ -833,8 +833,8 @@
         <w:t xml:space="preserve">This is a preceptorial-style seminar taught at a high level: it only works if everyone takes part. I have a high opinion of your intellectual capability and a similarly high opinion of the quality of your potential contributions - make sure to show them to me!</w:t>
       </w:r>
     </w:p>
-    <w:bookmarkEnd w:id="41"/>
-    <w:bookmarkStart w:id="42" w:name="discussion-questions"/>
+    <w:bookmarkEnd w:id="30"/>
+    <w:bookmarkStart w:id="31" w:name="discussion-questions"/>
     <w:p>
       <w:pPr>
         <w:pStyle w:val="Heading4"/>
@@ -851,8 +851,8 @@
         <w:t xml:space="preserve">Submit discussion questions or points (broadly construed) to the class by 9 AM on the day of class. Make sure to send messages to the course Teams chat so everyone can read them.</w:t>
       </w:r>
     </w:p>
-    <w:bookmarkEnd w:id="42"/>
-    <w:bookmarkStart w:id="43" w:name="ai-news-submissions"/>
+    <w:bookmarkEnd w:id="31"/>
+    <w:bookmarkStart w:id="32" w:name="ai-news-submissions"/>
     <w:p>
       <w:pPr>
         <w:pStyle w:val="Heading4"/>
@@ -869,8 +869,8 @@
         <w:t xml:space="preserve">In class, we’ll occasionally use time in class to discuss AI news from the week. (Especially if something particularly interesting happens . . . which, because this is AI, happens a lot). If you come across interesting AI news - or broad tech industry news - submit it to our Teams chat.</w:t>
       </w:r>
     </w:p>
-    <w:bookmarkEnd w:id="43"/>
-    <w:bookmarkStart w:id="44" w:name="discussion-leadership"/>
+    <w:bookmarkEnd w:id="32"/>
+    <w:bookmarkStart w:id="33" w:name="discussion-leadership"/>
     <w:p>
       <w:pPr>
         <w:pStyle w:val="Heading4"/>
@@ -887,8 +887,8 @@
         <w:t xml:space="preserve">Each class has an assigned discussion leader from among the students. While all students are under an obligation to read (or listen, or watch) the material each day from class, the discussion leader has a special role as the person who starts our discussion for the day rolling, and steps in should our discussion of the day’s material falter.</w:t>
       </w:r>
     </w:p>
-    <w:bookmarkEnd w:id="44"/>
-    <w:bookmarkStart w:id="47" w:name="participation-grading-policy"/>
+    <w:bookmarkEnd w:id="33"/>
+    <w:bookmarkStart w:id="36" w:name="participation-grading-policy"/>
     <w:p>
       <w:pPr>
         <w:pStyle w:val="Heading4"/>
@@ -931,7 +931,7 @@
         <w:rPr>
           <w:rStyle w:val="FootnoteReference"/>
         </w:rPr>
-        <w:footnoteReference w:id="45"/>
+        <w:footnoteReference w:id="34"/>
       </w:r>
     </w:p>
     <w:p>
@@ -967,7 +967,7 @@
         <w:rPr>
           <w:rStyle w:val="FootnoteReference"/>
         </w:rPr>
-        <w:footnoteReference w:id="46"/>
+        <w:footnoteReference w:id="35"/>
       </w:r>
       <w:r>
         <w:t xml:space="preserve"> </w:t>
@@ -1070,9 +1070,9 @@
         <w:t xml:space="preserve">Split evenly according to the number of students in the class.</w:t>
       </w:r>
     </w:p>
-    <w:bookmarkEnd w:id="47"/>
-    <w:bookmarkEnd w:id="48"/>
-    <w:bookmarkStart w:id="51" w:name="prepared-class-work"/>
+    <w:bookmarkEnd w:id="36"/>
+    <w:bookmarkEnd w:id="37"/>
+    <w:bookmarkStart w:id="40" w:name="prepared-class-work"/>
     <w:p>
       <w:pPr>
         <w:pStyle w:val="Heading3"/>
@@ -1081,7 +1081,7 @@
         <w:t xml:space="preserve">Prepared Class Work</w:t>
       </w:r>
     </w:p>
-    <w:bookmarkStart w:id="49" w:name="debates"/>
+    <w:bookmarkStart w:id="38" w:name="debates"/>
     <w:p>
       <w:pPr>
         <w:pStyle w:val="Heading4"/>
@@ -1143,8 +1143,8 @@
         <w:t xml:space="preserve">. All students will have equal debate responsibilities across the class.</w:t>
       </w:r>
     </w:p>
-    <w:bookmarkEnd w:id="49"/>
-    <w:bookmarkStart w:id="50" w:name="short-assignments"/>
+    <w:bookmarkEnd w:id="38"/>
+    <w:bookmarkStart w:id="39" w:name="short-assignments"/>
     <w:p>
       <w:pPr>
         <w:pStyle w:val="Heading4"/>
@@ -1161,9 +1161,9 @@
         <w:t xml:space="preserve">Small assignments about AI tools will be given throughout the semester. They may involve presentations to the class.</w:t>
       </w:r>
     </w:p>
-    <w:bookmarkEnd w:id="50"/>
-    <w:bookmarkEnd w:id="51"/>
-    <w:bookmarkStart w:id="52" w:name="core-exam"/>
+    <w:bookmarkEnd w:id="39"/>
+    <w:bookmarkEnd w:id="40"/>
+    <w:bookmarkStart w:id="41" w:name="core-exam"/>
     <w:p>
       <w:pPr>
         <w:pStyle w:val="Heading3"/>
@@ -1180,8 +1180,8 @@
         <w:t xml:space="preserve">An in class test on AI basics, held in the middle of the semester.</w:t>
       </w:r>
     </w:p>
-    <w:bookmarkEnd w:id="52"/>
-    <w:bookmarkStart w:id="53" w:name="final-project"/>
+    <w:bookmarkEnd w:id="41"/>
+    <w:bookmarkStart w:id="42" w:name="final-project"/>
     <w:p>
       <w:pPr>
         <w:pStyle w:val="Heading3"/>
@@ -1198,9 +1198,9 @@
         <w:t xml:space="preserve">A final research project on an aspect of AI policy. (There will be options.) Graduate students will have higher expectations than undergraduates.</w:t>
       </w:r>
     </w:p>
-    <w:bookmarkEnd w:id="53"/>
-    <w:bookmarkEnd w:id="54"/>
-    <w:bookmarkStart w:id="65" w:name="course-expectations-guidelines"/>
+    <w:bookmarkEnd w:id="42"/>
+    <w:bookmarkEnd w:id="43"/>
+    <w:bookmarkStart w:id="54" w:name="course-expectations-guidelines"/>
     <w:p>
       <w:pPr>
         <w:pStyle w:val="Heading2"/>
@@ -1209,7 +1209,7 @@
         <w:t xml:space="preserve">🎓 Course Expectations &amp; Guidelines</w:t>
       </w:r>
     </w:p>
-    <w:bookmarkStart w:id="56" w:name="etiquette-decorum"/>
+    <w:bookmarkStart w:id="45" w:name="etiquette-decorum"/>
     <w:p>
       <w:pPr>
         <w:pStyle w:val="Heading3"/>
@@ -1229,11 +1229,11 @@
         <w:rPr>
           <w:rStyle w:val="FootnoteReference"/>
         </w:rPr>
-        <w:footnoteReference w:id="55"/>
-      </w:r>
-    </w:p>
-    <w:bookmarkEnd w:id="56"/>
-    <w:bookmarkStart w:id="58" w:name="office-consultation-hours-appointments"/>
+        <w:footnoteReference w:id="44"/>
+      </w:r>
+    </w:p>
+    <w:bookmarkEnd w:id="45"/>
+    <w:bookmarkStart w:id="47" w:name="office-consultation-hours-appointments"/>
     <w:p>
       <w:pPr>
         <w:pStyle w:val="Heading3"/>
@@ -1252,7 +1252,7 @@
       <w:r>
         <w:t xml:space="preserve"> </w:t>
       </w:r>
-      <w:hyperlink r:id="rId57">
+      <w:hyperlink r:id="rId46">
         <w:r>
           <w:rPr>
             <w:rStyle w:val="Hyperlink"/>
@@ -1264,8 +1264,8 @@
         <w:t xml:space="preserve">. You do not need an appointment for regularly scheduled drop-in office hours: they are there for you! Furthermore, I have a general open-door policy: feel free to stop by to see if my door is open, and if it is, just come on in. (Don’t feel like you’re intruding! I’ll tell you if it’s not a good time.)</w:t>
       </w:r>
     </w:p>
-    <w:bookmarkEnd w:id="58"/>
-    <w:bookmarkStart w:id="63" w:name="e-mail"/>
+    <w:bookmarkEnd w:id="47"/>
+    <w:bookmarkStart w:id="52" w:name="e-mail"/>
     <w:p>
       <w:pPr>
         <w:pStyle w:val="Heading3"/>
@@ -1285,7 +1285,7 @@
         <w:rPr>
           <w:rStyle w:val="FootnoteReference"/>
         </w:rPr>
-        <w:footnoteReference w:id="59"/>
+        <w:footnoteReference w:id="48"/>
       </w:r>
     </w:p>
     <w:tbl>
@@ -1329,18 +1329,18 @@
                 <wp:inline>
                   <wp:extent cx="152400" cy="152400"/>
                   <wp:effectExtent b="0" l="0" r="0" t="0"/>
-                  <wp:docPr descr="" title="" id="61" name="Picture"/>
+                  <wp:docPr descr="" title="" id="50" name="Picture"/>
                   <a:graphic>
                     <a:graphicData uri="http://schemas.openxmlformats.org/drawingml/2006/picture">
                       <pic:pic>
                         <pic:nvPicPr>
-                          <pic:cNvPr descr="/opt/quarto/share/formats/docx/note.png" id="62" name="Picture"/>
+                          <pic:cNvPr descr="/opt/quarto/share/formats/docx/note.png" id="51" name="Picture"/>
                           <pic:cNvPicPr>
                             <a:picLocks noChangeArrowheads="1" noChangeAspect="1"/>
                           </pic:cNvPicPr>
                         </pic:nvPicPr>
                         <pic:blipFill>
-                          <a:blip r:embed="rId60"/>
+                          <a:blip r:embed="rId49"/>
                           <a:stretch>
                             <a:fillRect/>
                           </a:stretch>
@@ -1404,8 +1404,8 @@
         </w:tc>
       </w:tr>
     </w:tbl>
-    <w:bookmarkEnd w:id="63"/>
-    <w:bookmarkStart w:id="64" w:name="X400d60577eed3fef5047bbfd6c28353d5ad86df"/>
+    <w:bookmarkEnd w:id="52"/>
+    <w:bookmarkStart w:id="53" w:name="X400d60577eed3fef5047bbfd6c28353d5ad86df"/>
     <w:p>
       <w:pPr>
         <w:pStyle w:val="Heading3"/>
@@ -1422,9 +1422,9 @@
         <w:t xml:space="preserve">To be discussed (and decided upon!) in class on a per-assignment basis.</w:t>
       </w:r>
     </w:p>
-    <w:bookmarkEnd w:id="64"/>
-    <w:bookmarkEnd w:id="65"/>
-    <w:bookmarkStart w:id="67" w:name="learning-objective-assessment"/>
+    <w:bookmarkEnd w:id="53"/>
+    <w:bookmarkEnd w:id="54"/>
+    <w:bookmarkStart w:id="56" w:name="learning-objective-assessment"/>
     <w:p>
       <w:pPr>
         <w:pStyle w:val="Heading2"/>
@@ -1433,7 +1433,7 @@
         <w:t xml:space="preserve">📊 Learning Objective Assessment</w:t>
       </w:r>
     </w:p>
-    <w:bookmarkStart w:id="66" w:name="course-assessment-plan"/>
+    <w:bookmarkStart w:id="55" w:name="course-assessment-plan"/>
     <w:p>
       <w:pPr>
         <w:pStyle w:val="Heading3"/>
@@ -1561,8 +1561,8 @@
         </w:tc>
       </w:tr>
     </w:tbl>
-    <w:bookmarkEnd w:id="66"/>
-    <w:bookmarkEnd w:id="67"/>
+    <w:bookmarkEnd w:id="55"/>
+    <w:bookmarkEnd w:id="56"/>
     <w:sectPr>
       <w:footnotePr>
         <w:numRestart w:val="eachSect"/>
@@ -1592,7 +1592,7 @@
       </w:r>
     </w:p>
   </w:footnote>
-  <w:footnote w:id="21">
+  <w:footnote w:id="10">
     <w:p>
       <w:pPr>
         <w:pStyle w:val="FootnoteText"/>
@@ -1611,7 +1611,7 @@
       </w:r>
     </w:p>
   </w:footnote>
-  <w:footnote w:id="45">
+  <w:footnote w:id="34">
     <w:p>
       <w:pPr>
         <w:pStyle w:val="FootnoteText"/>
@@ -1630,7 +1630,7 @@
       </w:r>
     </w:p>
   </w:footnote>
-  <w:footnote w:id="46">
+  <w:footnote w:id="35">
     <w:p>
       <w:pPr>
         <w:pStyle w:val="FootnoteText"/>
@@ -1649,7 +1649,7 @@
       </w:r>
     </w:p>
   </w:footnote>
-  <w:footnote w:id="55">
+  <w:footnote w:id="44">
     <w:p>
       <w:pPr>
         <w:pStyle w:val="FootnoteText"/>
@@ -1668,7 +1668,7 @@
       </w:r>
     </w:p>
   </w:footnote>
-  <w:footnote w:id="59">
+  <w:footnote w:id="48">
     <w:p>
       <w:pPr>
         <w:pStyle w:val="FootnoteText"/>
@@ -2048,10 +2048,10 @@
   <w:docDefaults>
     <w:rPrDefault>
       <w:rPr>
-        <w:rFonts w:asciiTheme="minorHAnsi" w:cstheme="minorBidi" w:eastAsiaTheme="minorHAnsi" w:hAnsiTheme="minorHAnsi"/>
+        <w:rFonts w:asciiTheme="minorHAnsi" w:cstheme="minorBidi" w:eastAsiaTheme="minorEastAsia" w:hAnsiTheme="minorHAnsi"/>
         <w:sz w:val="24"/>
         <w:szCs w:val="24"/>
-        <w:lang w:bidi="ar-SA" w:eastAsia="en-US" w:val="en-US"/>
+        <w:lang w:bidi="ar-SA" w:eastAsia="zh-CN" w:val="en-US"/>
       </w:rPr>
     </w:rPrDefault>
     <w:pPrDefault>
@@ -2592,13 +2592,6 @@
       </w:tblCellMar>
     </w:tblPr>
     <w:tblStylePr w:type="firstRow">
-      <w:tblPr>
-        <w:jc w:val="left"/>
-        <w:tblInd w:type="dxa" w:w="0"/>
-      </w:tblPr>
-      <w:trPr>
-        <w:jc w:val="left"/>
-      </w:trPr>
       <w:tcPr>
         <w:tcBorders>
           <w:bottom w:val="single"/>
